--- a/Web Workers API/WorkerLocation/index.docx
+++ b/Web Workers API/WorkerLocation/index.docx
@@ -5,25 +5,26 @@
     <w:p>
       <w:pPr>
         <w:pStyle w:val="1"/>
-        <w:spacing w:before="652" w:after="652"/>
-      </w:pPr>
-      <w:r>
-        <w:rPr>
-          <w:rFonts w:hint="eastAsia"/>
-        </w:rPr>
-        <w:t>API中的接口</w:t>
-      </w:r>
-      <w:r>
-        <w:rPr>
-          <w:rFonts w:hint="eastAsia"/>
-        </w:rPr>
-        <w:t>名称</w:t>
+      </w:pPr>
+      <w:r>
+        <w:fldChar w:fldCharType="begin"/>
+      </w:r>
+      <w:r>
+        <w:instrText>HYPERLINK "https://developer.mozilla.org/en-US/docs/Web/API/WorkerLocation"</w:instrText>
+      </w:r>
+      <w:r>
+        <w:fldChar w:fldCharType="separate"/>
+      </w:r>
+      <w:r>
+        <w:t>WorkerLocation</w:t>
+      </w:r>
+      <w:r>
+        <w:fldChar w:fldCharType="end"/>
       </w:r>
     </w:p>
     <w:p>
       <w:pPr>
         <w:pStyle w:val="2"/>
-        <w:spacing w:before="326" w:after="326"/>
       </w:pPr>
       <w:r>
         <w:rPr>
@@ -33,426 +34,518 @@
       </w:r>
     </w:p>
     <w:p>
-      <w:pPr>
+      <w:r>
+        <w:t>该</w:t>
+      </w:r>
+      <w:proofErr w:type="spellStart"/>
+      <w:r>
         <w:rPr>
-          <w:rStyle w:val="a7"/>
+          <w:rFonts w:ascii="var(--font-code)" w:hAnsi="var(--font-code)" w:cs="宋体"/>
         </w:rPr>
+        <w:t>WorkerLocation</w:t>
+      </w:r>
+      <w:proofErr w:type="spellEnd"/>
+      <w:r>
+        <w:t>接口定义了</w:t>
+      </w:r>
+      <w:r>
+        <w:t xml:space="preserve"> </w:t>
+      </w:r>
+      <w:r>
+        <w:t>执行的脚本的绝对位置</w:t>
+      </w:r>
+      <w:hyperlink r:id="rId7" w:history="1">
+        <w:r>
+          <w:rPr>
+            <w:rFonts w:ascii="var(--font-code)" w:hAnsi="var(--font-code)" w:cs="宋体"/>
+            <w:color w:val="0000FF"/>
+            <w:u w:val="single"/>
+          </w:rPr>
+          <w:t>Worker</w:t>
+        </w:r>
+      </w:hyperlink>
+      <w:r>
+        <w:t>。这样的对象是为每个工作人员初始化的，并且可以通过</w:t>
+      </w:r>
+      <w:r>
+        <w:fldChar w:fldCharType="begin"/>
+      </w:r>
+      <w:r>
+        <w:instrText>HYPERLINK "https://developer.mozilla.org/en-US/docs/Web/API/WorkerGlobalScope/location"</w:instrText>
+      </w:r>
+      <w:r>
+        <w:fldChar w:fldCharType="separate"/>
+      </w:r>
+      <w:r>
+        <w:rPr>
+          <w:rFonts w:ascii="var(--font-code)" w:hAnsi="var(--font-code)" w:cs="宋体"/>
+          <w:color w:val="0000FF"/>
+          <w:u w:val="single"/>
+        </w:rPr>
+        <w:t>WorkerGlobalScope.location</w:t>
+      </w:r>
+      <w:r>
+        <w:fldChar w:fldCharType="end"/>
+      </w:r>
+      <w:r>
+        <w:t>调用</w:t>
+      </w:r>
+      <w:r>
+        <w:t xml:space="preserve"> </w:t>
+      </w:r>
+      <w:r>
+        <w:t>获得的属性来使用</w:t>
+      </w:r>
+      <w:proofErr w:type="spellStart"/>
+      <w:r>
+        <w:rPr>
+          <w:rFonts w:ascii="var(--font-code)" w:hAnsi="var(--font-code)" w:cs="宋体"/>
+        </w:rPr>
+        <w:t>self.location</w:t>
+      </w:r>
+      <w:proofErr w:type="spellEnd"/>
+      <w:r>
+        <w:t>。</w:t>
+      </w:r>
+    </w:p>
+    <w:p>
+      <w:r>
+        <w:t>该接口仅在</w:t>
+      </w:r>
+      <w:r>
+        <w:t xml:space="preserve"> Web Worker </w:t>
+      </w:r>
+      <w:r>
+        <w:t>上下文中执行的</w:t>
+      </w:r>
+      <w:r>
+        <w:t xml:space="preserve"> JavaScript </w:t>
+      </w:r>
+      <w:r>
+        <w:t>脚本内部可见。</w:t>
+      </w:r>
+    </w:p>
+    <w:p>
+      <w:pPr>
+        <w:pStyle w:val="2"/>
       </w:pPr>
       <w:r>
         <w:rPr>
           <w:rFonts w:hint="eastAsia"/>
         </w:rPr>
-        <w:t>内容</w:t>
-      </w:r>
-      <w:hyperlink r:id="rId7" w:history="1">
+        <w:t>属性方法</w:t>
+      </w:r>
+    </w:p>
+    <w:p>
+      <w:pPr>
+        <w:pStyle w:val="3"/>
+      </w:pPr>
+      <w:r>
+        <w:rPr>
+          <w:rFonts w:hint="eastAsia"/>
+        </w:rPr>
+        <w:t>实例属性</w:t>
+      </w:r>
+    </w:p>
+    <w:p>
+      <w:hyperlink r:id="rId8" w:history="1">
         <w:r>
           <w:rPr>
-            <w:rStyle w:val="a7"/>
+            <w:rFonts w:ascii="var(--font-code)" w:hAnsi="var(--font-code)" w:cs="宋体"/>
+            <w:color w:val="0000FF"/>
+            <w:u w:val="single"/>
           </w:rPr>
-          <w:t>代码案例</w:t>
+          <w:t>WorkerLocation.href</w:t>
+        </w:r>
+      </w:hyperlink>
+      <w:r>
+        <w:t> </w:t>
+      </w:r>
+      <w:r>
+        <w:t>只读</w:t>
+      </w:r>
+    </w:p>
+    <w:p>
+      <w:r>
+        <w:t>返回一个字符串，其中包含</w:t>
+      </w:r>
+      <w:hyperlink r:id="rId9" w:history="1">
+        <w:r>
+          <w:rPr>
+            <w:rFonts w:ascii="var(--font-code)" w:hAnsi="var(--font-code)" w:cs="宋体"/>
+            <w:color w:val="0000FF"/>
+            <w:u w:val="single"/>
+          </w:rPr>
+          <w:t>URL</w:t>
+        </w:r>
+      </w:hyperlink>
+      <w:r>
+        <w:t>工作人员位置的序列化信息。</w:t>
+      </w:r>
+    </w:p>
+    <w:p>
+      <w:hyperlink r:id="rId10" w:history="1">
+        <w:r>
+          <w:rPr>
+            <w:rFonts w:ascii="var(--font-code)" w:hAnsi="var(--font-code)" w:cs="宋体"/>
+            <w:color w:val="0000FF"/>
+            <w:u w:val="single"/>
+          </w:rPr>
+          <w:t>WorkerLocation.protocol</w:t>
+        </w:r>
+      </w:hyperlink>
+      <w:r>
+        <w:t> </w:t>
+      </w:r>
+      <w:r>
+        <w:t>只读</w:t>
+      </w:r>
+    </w:p>
+    <w:p>
+      <w:r>
+        <w:t>返回</w:t>
+      </w:r>
+      <w:hyperlink r:id="rId11" w:tooltip="协议" w:history="1">
+        <w:r>
+          <w:rPr>
+            <w:rFonts w:ascii="var(--font-code)" w:hAnsi="var(--font-code)" w:cs="宋体"/>
+            <w:color w:val="0000FF"/>
+            <w:u w:val="single"/>
+          </w:rPr>
+          <w:t>protocol</w:t>
+        </w:r>
+      </w:hyperlink>
+      <w:r>
+        <w:t>工人位置的一部分。</w:t>
+      </w:r>
+    </w:p>
+    <w:p>
+      <w:hyperlink r:id="rId12" w:history="1">
+        <w:r>
+          <w:rPr>
+            <w:rFonts w:ascii="var(--font-code)" w:hAnsi="var(--font-code)" w:cs="宋体"/>
+            <w:color w:val="0000FF"/>
+            <w:u w:val="single"/>
+          </w:rPr>
+          <w:t>WorkerLocation.host</w:t>
+        </w:r>
+      </w:hyperlink>
+      <w:r>
+        <w:t> </w:t>
+      </w:r>
+      <w:r>
+        <w:t>只读</w:t>
+      </w:r>
+    </w:p>
+    <w:p>
+      <w:r>
+        <w:t>返回</w:t>
+      </w:r>
+      <w:hyperlink r:id="rId13" w:tooltip="主持人" w:history="1">
+        <w:r>
+          <w:rPr>
+            <w:rFonts w:ascii="var(--font-code)" w:hAnsi="var(--font-code)" w:cs="宋体"/>
+            <w:color w:val="0000FF"/>
+            <w:u w:val="single"/>
+          </w:rPr>
+          <w:t>host</w:t>
+        </w:r>
+      </w:hyperlink>
+      <w:r>
+        <w:t>工人位置的一部分。</w:t>
+      </w:r>
+    </w:p>
+    <w:p>
+      <w:hyperlink r:id="rId14" w:history="1">
+        <w:r>
+          <w:rPr>
+            <w:rFonts w:ascii="var(--font-code)" w:hAnsi="var(--font-code)" w:cs="宋体"/>
+            <w:color w:val="0000FF"/>
+            <w:u w:val="single"/>
+          </w:rPr>
+          <w:t>WorkerLocation.hostname</w:t>
+        </w:r>
+      </w:hyperlink>
+      <w:r>
+        <w:t> </w:t>
+      </w:r>
+      <w:r>
+        <w:t>只读</w:t>
+      </w:r>
+    </w:p>
+    <w:p>
+      <w:r>
+        <w:t>返回</w:t>
+      </w:r>
+      <w:hyperlink r:id="rId15" w:tooltip="主机名" w:history="1">
+        <w:r>
+          <w:rPr>
+            <w:rFonts w:ascii="var(--font-code)" w:hAnsi="var(--font-code)" w:cs="宋体"/>
+            <w:color w:val="0000FF"/>
+            <w:u w:val="single"/>
+          </w:rPr>
+          <w:t>hostname</w:t>
+        </w:r>
+      </w:hyperlink>
+      <w:r>
+        <w:t>工人位置的一部分。</w:t>
+      </w:r>
+    </w:p>
+    <w:p>
+      <w:hyperlink r:id="rId16" w:history="1">
+        <w:r>
+          <w:rPr>
+            <w:rFonts w:ascii="var(--font-code)" w:hAnsi="var(--font-code)" w:cs="宋体"/>
+            <w:color w:val="0000FF"/>
+            <w:u w:val="single"/>
+          </w:rPr>
+          <w:t>WorkerLocation.origin</w:t>
+        </w:r>
+      </w:hyperlink>
+      <w:r>
+        <w:t> </w:t>
+      </w:r>
+      <w:r>
+        <w:t>只读</w:t>
+      </w:r>
+    </w:p>
+    <w:p>
+      <w:r>
+        <w:t>返回工人的</w:t>
+      </w:r>
+      <w:hyperlink r:id="rId17" w:tooltip="起源" w:history="1">
+        <w:r>
+          <w:rPr>
+            <w:rFonts w:ascii="var(--font-code)" w:hAnsi="var(--font-code)" w:cs="宋体"/>
+            <w:color w:val="0000FF"/>
+            <w:u w:val="single"/>
+          </w:rPr>
+          <w:t>origin</w:t>
+        </w:r>
+      </w:hyperlink>
+      <w:r>
+        <w:t>.</w:t>
+      </w:r>
+    </w:p>
+    <w:p>
+      <w:hyperlink r:id="rId18" w:history="1">
+        <w:r>
+          <w:rPr>
+            <w:rFonts w:ascii="var(--font-code)" w:hAnsi="var(--font-code)" w:cs="宋体"/>
+            <w:color w:val="0000FF"/>
+            <w:u w:val="single"/>
+          </w:rPr>
+          <w:t>WorkerLocation.port</w:t>
+        </w:r>
+      </w:hyperlink>
+      <w:r>
+        <w:t> </w:t>
+      </w:r>
+      <w:r>
+        <w:t>只读</w:t>
+      </w:r>
+    </w:p>
+    <w:p>
+      <w:r>
+        <w:t>返回</w:t>
+      </w:r>
+      <w:hyperlink r:id="rId19" w:tooltip="港口" w:history="1">
+        <w:r>
+          <w:rPr>
+            <w:rFonts w:ascii="var(--font-code)" w:hAnsi="var(--font-code)" w:cs="宋体"/>
+            <w:color w:val="0000FF"/>
+            <w:u w:val="single"/>
+          </w:rPr>
+          <w:t>port</w:t>
+        </w:r>
+      </w:hyperlink>
+      <w:r>
+        <w:t>工人位置的一部分。</w:t>
+      </w:r>
+    </w:p>
+    <w:p>
+      <w:hyperlink r:id="rId20" w:history="1">
+        <w:r>
+          <w:rPr>
+            <w:rFonts w:ascii="var(--font-code)" w:hAnsi="var(--font-code)" w:cs="宋体"/>
+            <w:color w:val="0000FF"/>
+            <w:u w:val="single"/>
+          </w:rPr>
+          <w:t>WorkerLocation.pathname</w:t>
+        </w:r>
+      </w:hyperlink>
+      <w:r>
+        <w:t> </w:t>
+      </w:r>
+      <w:r>
+        <w:t>只读</w:t>
+      </w:r>
+    </w:p>
+    <w:p>
+      <w:r>
+        <w:t>返回</w:t>
+      </w:r>
+      <w:hyperlink r:id="rId21" w:tooltip="路径名" w:history="1">
+        <w:r>
+          <w:rPr>
+            <w:rFonts w:ascii="var(--font-code)" w:hAnsi="var(--font-code)" w:cs="宋体"/>
+            <w:color w:val="0000FF"/>
+            <w:u w:val="single"/>
+          </w:rPr>
+          <w:t>pathname</w:t>
+        </w:r>
+      </w:hyperlink>
+      <w:r>
+        <w:t>工人位置的一部分。</w:t>
+      </w:r>
+    </w:p>
+    <w:p>
+      <w:hyperlink r:id="rId22" w:history="1">
+        <w:r>
+          <w:rPr>
+            <w:rFonts w:ascii="var(--font-code)" w:hAnsi="var(--font-code)" w:cs="宋体"/>
+            <w:color w:val="0000FF"/>
+            <w:u w:val="single"/>
+          </w:rPr>
+          <w:t>WorkerLocation.search</w:t>
+        </w:r>
+      </w:hyperlink>
+      <w:r>
+        <w:t> </w:t>
+      </w:r>
+      <w:r>
+        <w:t>只读</w:t>
+      </w:r>
+    </w:p>
+    <w:p>
+      <w:r>
+        <w:t>返回</w:t>
+      </w:r>
+      <w:hyperlink r:id="rId23" w:tooltip="搜索" w:history="1">
+        <w:r>
+          <w:rPr>
+            <w:rFonts w:ascii="var(--font-code)" w:hAnsi="var(--font-code)" w:cs="宋体"/>
+            <w:color w:val="0000FF"/>
+            <w:u w:val="single"/>
+          </w:rPr>
+          <w:t>search</w:t>
+        </w:r>
+      </w:hyperlink>
+      <w:r>
+        <w:t>工人位置的一部分。</w:t>
+      </w:r>
+    </w:p>
+    <w:p>
+      <w:hyperlink r:id="rId24" w:history="1">
+        <w:r>
+          <w:rPr>
+            <w:rFonts w:ascii="var(--font-code)" w:hAnsi="var(--font-code)" w:cs="宋体"/>
+            <w:color w:val="0000FF"/>
+            <w:u w:val="single"/>
+          </w:rPr>
+          <w:t>WorkerLocation.hash</w:t>
+        </w:r>
+      </w:hyperlink>
+      <w:r>
+        <w:t> </w:t>
+      </w:r>
+      <w:r>
+        <w:t>只读</w:t>
+      </w:r>
+    </w:p>
+    <w:p>
+      <w:pPr>
+        <w:rPr>
+          <w:rFonts w:hint="eastAsia"/>
+        </w:rPr>
+      </w:pPr>
+      <w:r>
+        <w:t>返回</w:t>
+      </w:r>
+      <w:hyperlink r:id="rId25" w:tooltip="散列" w:history="1">
+        <w:r>
+          <w:rPr>
+            <w:rFonts w:ascii="var(--font-code)" w:hAnsi="var(--font-code)" w:cs="宋体"/>
+            <w:color w:val="0000FF"/>
+            <w:u w:val="single"/>
+          </w:rPr>
+          <w:t>hash</w:t>
+        </w:r>
+      </w:hyperlink>
+      <w:r>
+        <w:t>工人位置的一部分。</w:t>
+      </w:r>
+    </w:p>
+    <w:p>
+      <w:pPr>
+        <w:pStyle w:val="3"/>
+      </w:pPr>
+      <w:r>
+        <w:rPr>
+          <w:rFonts w:hint="eastAsia"/>
+        </w:rPr>
+        <w:lastRenderedPageBreak/>
+        <w:t>实例方法</w:t>
+      </w:r>
+    </w:p>
+    <w:p>
+      <w:hyperlink r:id="rId26" w:history="1">
+        <w:r>
+          <w:rPr>
+            <w:rFonts w:ascii="var(--font-code)" w:hAnsi="var(--font-code)" w:cs="宋体"/>
+            <w:color w:val="0000FF"/>
+            <w:u w:val="single"/>
+          </w:rPr>
+          <w:t>WorkerLocation.toString()</w:t>
         </w:r>
       </w:hyperlink>
     </w:p>
     <w:p>
-      <w:pPr>
-        <w:pStyle w:val="2"/>
-        <w:spacing w:before="326" w:after="326"/>
-      </w:pPr>
-      <w:r>
-        <w:rPr>
-          <w:rFonts w:hint="eastAsia"/>
-        </w:rPr>
-        <w:t>概念和用法</w:t>
-      </w:r>
-    </w:p>
-    <w:p>
-      <w:pPr>
-        <w:pStyle w:val="2"/>
-        <w:spacing w:before="326" w:after="326"/>
-      </w:pPr>
-      <w:r>
-        <w:rPr>
-          <w:rFonts w:hint="eastAsia"/>
-        </w:rPr>
-        <w:t>接口目录</w:t>
-      </w:r>
-    </w:p>
-    <w:tbl>
-      <w:tblPr>
-        <w:tblStyle w:val="af0"/>
-        <w:tblW w:w="5000" w:type="pct"/>
-        <w:tblLook w:val="04A0" w:firstRow="1" w:lastRow="0" w:firstColumn="1" w:lastColumn="0" w:noHBand="0" w:noVBand="1"/>
-      </w:tblPr>
-      <w:tblGrid>
-        <w:gridCol w:w="4261"/>
-        <w:gridCol w:w="4261"/>
-      </w:tblGrid>
-      <w:tr>
-        <w:tc>
-          <w:tcPr>
-            <w:tcW w:w="2500" w:type="pct"/>
-            <w:tcBorders>
-              <w:top w:val="single" w:sz="12" w:space="0" w:color="auto"/>
-              <w:left w:val="nil"/>
-              <w:bottom w:val="single" w:sz="6" w:space="0" w:color="auto"/>
-              <w:right w:val="nil"/>
-            </w:tcBorders>
-          </w:tcPr>
-          <w:p>
-            <w:pPr>
-              <w:pStyle w:val="af1"/>
-            </w:pPr>
-            <w:r>
-              <w:rPr>
-                <w:rFonts w:hint="eastAsia"/>
-              </w:rPr>
-              <w:t>接口名称</w:t>
-            </w:r>
-          </w:p>
-        </w:tc>
-        <w:tc>
-          <w:tcPr>
-            <w:tcW w:w="2500" w:type="pct"/>
-            <w:tcBorders>
-              <w:top w:val="single" w:sz="12" w:space="0" w:color="auto"/>
-              <w:left w:val="nil"/>
-              <w:bottom w:val="single" w:sz="6" w:space="0" w:color="auto"/>
-              <w:right w:val="nil"/>
-            </w:tcBorders>
-          </w:tcPr>
-          <w:p>
-            <w:pPr>
-              <w:pStyle w:val="af1"/>
-            </w:pPr>
-            <w:r>
-              <w:rPr>
-                <w:rFonts w:hint="eastAsia"/>
-              </w:rPr>
-              <w:t>目录链接</w:t>
-            </w:r>
-          </w:p>
-        </w:tc>
-      </w:tr>
-      <w:tr>
-        <w:tc>
-          <w:tcPr>
-            <w:tcW w:w="2500" w:type="pct"/>
-            <w:tcBorders>
-              <w:top w:val="single" w:sz="6" w:space="0" w:color="auto"/>
-              <w:left w:val="nil"/>
-              <w:bottom w:val="nil"/>
-              <w:right w:val="nil"/>
-            </w:tcBorders>
-          </w:tcPr>
-          <w:p>
-            <w:pPr>
-              <w:pStyle w:val="af1"/>
-            </w:pPr>
-          </w:p>
-        </w:tc>
-        <w:tc>
-          <w:tcPr>
-            <w:tcW w:w="2500" w:type="pct"/>
-            <w:tcBorders>
-              <w:top w:val="single" w:sz="6" w:space="0" w:color="auto"/>
-              <w:left w:val="nil"/>
-              <w:bottom w:val="nil"/>
-              <w:right w:val="nil"/>
-            </w:tcBorders>
-          </w:tcPr>
-          <w:p>
-            <w:pPr>
-              <w:pStyle w:val="af1"/>
-            </w:pPr>
-          </w:p>
-        </w:tc>
-      </w:tr>
-      <w:tr>
-        <w:tc>
-          <w:tcPr>
-            <w:tcW w:w="2500" w:type="pct"/>
-            <w:tcBorders>
-              <w:top w:val="nil"/>
-              <w:left w:val="nil"/>
-              <w:bottom w:val="nil"/>
-              <w:right w:val="nil"/>
-            </w:tcBorders>
-          </w:tcPr>
-          <w:p>
-            <w:pPr>
-              <w:pStyle w:val="af1"/>
-            </w:pPr>
-          </w:p>
-        </w:tc>
-        <w:tc>
-          <w:tcPr>
-            <w:tcW w:w="2500" w:type="pct"/>
-            <w:tcBorders>
-              <w:top w:val="nil"/>
-              <w:left w:val="nil"/>
-              <w:bottom w:val="nil"/>
-              <w:right w:val="nil"/>
-            </w:tcBorders>
-          </w:tcPr>
-          <w:p>
-            <w:pPr>
-              <w:pStyle w:val="af1"/>
-            </w:pPr>
-          </w:p>
-        </w:tc>
-      </w:tr>
-      <w:tr>
-        <w:trPr>
-          <w:trHeight w:val="107"/>
-        </w:trPr>
-        <w:tc>
-          <w:tcPr>
-            <w:tcW w:w="2500" w:type="pct"/>
-            <w:tcBorders>
-              <w:top w:val="nil"/>
-              <w:left w:val="nil"/>
-              <w:bottom w:val="single" w:sz="12" w:space="0" w:color="auto"/>
-              <w:right w:val="nil"/>
-            </w:tcBorders>
-          </w:tcPr>
-          <w:p>
-            <w:pPr>
-              <w:pStyle w:val="af1"/>
-            </w:pPr>
-          </w:p>
-        </w:tc>
-        <w:tc>
-          <w:tcPr>
-            <w:tcW w:w="2500" w:type="pct"/>
-            <w:tcBorders>
-              <w:top w:val="nil"/>
-              <w:left w:val="nil"/>
-              <w:bottom w:val="single" w:sz="12" w:space="0" w:color="auto"/>
-              <w:right w:val="nil"/>
-            </w:tcBorders>
-          </w:tcPr>
-          <w:p>
-            <w:pPr>
-              <w:pStyle w:val="af1"/>
-            </w:pPr>
-          </w:p>
-        </w:tc>
-      </w:tr>
-    </w:tbl>
-    <w:p>
-      <w:pPr>
-        <w:pStyle w:val="2"/>
-        <w:spacing w:before="326" w:after="326"/>
-      </w:pPr>
-      <w:r>
-        <w:rPr>
-          <w:rFonts w:hint="eastAsia"/>
-        </w:rPr>
-        <w:t>特殊用法</w:t>
-      </w:r>
-    </w:p>
-    <w:tbl>
-      <w:tblPr>
-        <w:tblStyle w:val="af0"/>
-        <w:tblW w:w="5000" w:type="pct"/>
-        <w:tblLook w:val="04A0" w:firstRow="1" w:lastRow="0" w:firstColumn="1" w:lastColumn="0" w:noHBand="0" w:noVBand="1"/>
-      </w:tblPr>
-      <w:tblGrid>
-        <w:gridCol w:w="4261"/>
-        <w:gridCol w:w="4261"/>
-      </w:tblGrid>
-      <w:tr>
-        <w:tc>
-          <w:tcPr>
-            <w:tcW w:w="2500" w:type="pct"/>
-            <w:tcBorders>
-              <w:top w:val="single" w:sz="12" w:space="0" w:color="auto"/>
-              <w:left w:val="nil"/>
-              <w:bottom w:val="single" w:sz="6" w:space="0" w:color="auto"/>
-              <w:right w:val="nil"/>
-            </w:tcBorders>
-          </w:tcPr>
-          <w:p>
-            <w:pPr>
-              <w:pStyle w:val="af1"/>
-            </w:pPr>
-            <w:r>
-              <w:rPr>
-                <w:rFonts w:hint="eastAsia"/>
-              </w:rPr>
-              <w:t>用法</w:t>
-            </w:r>
-            <w:r>
-              <w:rPr>
-                <w:rFonts w:hint="eastAsia"/>
-              </w:rPr>
-              <w:t>名称</w:t>
-            </w:r>
-          </w:p>
-        </w:tc>
-        <w:tc>
-          <w:tcPr>
-            <w:tcW w:w="2500" w:type="pct"/>
-            <w:tcBorders>
-              <w:top w:val="single" w:sz="12" w:space="0" w:color="auto"/>
-              <w:left w:val="nil"/>
-              <w:bottom w:val="single" w:sz="6" w:space="0" w:color="auto"/>
-              <w:right w:val="nil"/>
-            </w:tcBorders>
-          </w:tcPr>
-          <w:p>
-            <w:pPr>
-              <w:pStyle w:val="af1"/>
-            </w:pPr>
-            <w:r>
-              <w:rPr>
-                <w:rFonts w:hint="eastAsia"/>
-              </w:rPr>
-              <w:t>目录链接</w:t>
-            </w:r>
-          </w:p>
-        </w:tc>
-      </w:tr>
-      <w:tr>
-        <w:tc>
-          <w:tcPr>
-            <w:tcW w:w="2500" w:type="pct"/>
-            <w:tcBorders>
-              <w:top w:val="single" w:sz="6" w:space="0" w:color="auto"/>
-              <w:left w:val="nil"/>
-              <w:bottom w:val="nil"/>
-              <w:right w:val="nil"/>
-            </w:tcBorders>
-          </w:tcPr>
-          <w:p>
-            <w:pPr>
-              <w:pStyle w:val="af1"/>
-            </w:pPr>
-          </w:p>
-        </w:tc>
-        <w:tc>
-          <w:tcPr>
-            <w:tcW w:w="2500" w:type="pct"/>
-            <w:tcBorders>
-              <w:top w:val="single" w:sz="6" w:space="0" w:color="auto"/>
-              <w:left w:val="nil"/>
-              <w:bottom w:val="nil"/>
-              <w:right w:val="nil"/>
-            </w:tcBorders>
-          </w:tcPr>
-          <w:p>
-            <w:pPr>
-              <w:pStyle w:val="af1"/>
-            </w:pPr>
-          </w:p>
-        </w:tc>
-      </w:tr>
-      <w:tr>
-        <w:tc>
-          <w:tcPr>
-            <w:tcW w:w="2500" w:type="pct"/>
-            <w:tcBorders>
-              <w:top w:val="nil"/>
-              <w:left w:val="nil"/>
-              <w:bottom w:val="nil"/>
-              <w:right w:val="nil"/>
-            </w:tcBorders>
-          </w:tcPr>
-          <w:p>
-            <w:pPr>
-              <w:pStyle w:val="af1"/>
-            </w:pPr>
-          </w:p>
-        </w:tc>
-        <w:tc>
-          <w:tcPr>
-            <w:tcW w:w="2500" w:type="pct"/>
-            <w:tcBorders>
-              <w:top w:val="nil"/>
-              <w:left w:val="nil"/>
-              <w:bottom w:val="nil"/>
-              <w:right w:val="nil"/>
-            </w:tcBorders>
-          </w:tcPr>
-          <w:p>
-            <w:pPr>
-              <w:pStyle w:val="af1"/>
-            </w:pPr>
-          </w:p>
-        </w:tc>
-      </w:tr>
-      <w:tr>
-        <w:tc>
-          <w:tcPr>
-            <w:tcW w:w="2500" w:type="pct"/>
-            <w:tcBorders>
-              <w:top w:val="nil"/>
-              <w:left w:val="nil"/>
-              <w:bottom w:val="single" w:sz="12" w:space="0" w:color="auto"/>
-              <w:right w:val="nil"/>
-            </w:tcBorders>
-          </w:tcPr>
-          <w:p>
-            <w:pPr>
-              <w:pStyle w:val="af1"/>
-            </w:pPr>
-          </w:p>
-        </w:tc>
-        <w:tc>
-          <w:tcPr>
-            <w:tcW w:w="2500" w:type="pct"/>
-            <w:tcBorders>
-              <w:top w:val="nil"/>
-              <w:left w:val="nil"/>
-              <w:bottom w:val="single" w:sz="12" w:space="0" w:color="auto"/>
-              <w:right w:val="nil"/>
-            </w:tcBorders>
-          </w:tcPr>
-          <w:p>
-            <w:pPr>
-              <w:pStyle w:val="af1"/>
-            </w:pPr>
-          </w:p>
-        </w:tc>
-      </w:tr>
-    </w:tbl>
-    <w:p/>
-    <w:p>
-      <w:pPr>
-        <w:pStyle w:val="2"/>
-        <w:spacing w:before="326" w:after="326"/>
-      </w:pPr>
-      <w:r>
-        <w:rPr>
-          <w:rFonts w:hint="eastAsia"/>
-        </w:rPr>
-        <w:t>注意事项</w:t>
-      </w:r>
-    </w:p>
-    <w:p>
-      <w:pPr>
-        <w:pStyle w:val="2"/>
-        <w:spacing w:before="326" w:after="326"/>
-      </w:pPr>
-      <w:r>
-        <w:rPr>
-          <w:rFonts w:hint="eastAsia"/>
-        </w:rPr>
-        <w:t>兼容性</w:t>
+      <w:hyperlink r:id="rId27" w:history="1">
+        <w:r>
+          <w:rPr>
+            <w:rFonts w:ascii="var(--font-code)" w:hAnsi="var(--font-code)" w:cs="宋体"/>
+            <w:color w:val="0000FF"/>
+            <w:u w:val="single"/>
+          </w:rPr>
+          <w:t>URL</w:t>
+        </w:r>
+      </w:hyperlink>
+      <w:r>
+        <w:t>返回一个包含工作人员位置序列化的字符串，它是</w:t>
+      </w:r>
+      <w:r>
+        <w:t xml:space="preserve"> </w:t>
+      </w:r>
+      <w:r>
+        <w:t>的同义词</w:t>
+      </w:r>
+      <w:hyperlink r:id="rId28" w:history="1">
+        <w:r>
+          <w:rPr>
+            <w:rFonts w:ascii="var(--font-code)" w:hAnsi="var(--font-code)" w:cs="宋体"/>
+            <w:color w:val="0000FF"/>
+            <w:u w:val="single"/>
+          </w:rPr>
+          <w:t>WorkerLocation.href</w:t>
+        </w:r>
+      </w:hyperlink>
+      <w:r>
+        <w:t>。</w:t>
       </w:r>
     </w:p>
     <w:sectPr>
-      <w:headerReference w:type="even" r:id="rId8"/>
-      <w:headerReference w:type="default" r:id="rId9"/>
-      <w:footerReference w:type="even" r:id="rId10"/>
-      <w:footerReference w:type="default" r:id="rId11"/>
-      <w:headerReference w:type="first" r:id="rId12"/>
-      <w:footerReference w:type="first" r:id="rId13"/>
+      <w:headerReference w:type="even" r:id="rId29"/>
+      <w:headerReference w:type="default" r:id="rId30"/>
+      <w:footerReference w:type="even" r:id="rId31"/>
+      <w:footerReference w:type="default" r:id="rId32"/>
+      <w:headerReference w:type="first" r:id="rId33"/>
+      <w:footerReference w:type="first" r:id="rId34"/>
       <w:pgSz w:w="11906" w:h="16838"/>
-      <w:pgMar w:top="1440" w:right="1800" w:bottom="1440" w:left="1800" w:header="850" w:footer="992" w:gutter="0"/>
+      <w:pgMar w:top="1440" w:right="1800" w:bottom="1440" w:left="1800" w:header="720" w:footer="720" w:gutter="0"/>
       <w:pgNumType w:start="1"/>
       <w:cols w:space="720"/>
-      <w:docGrid w:type="lines" w:linePitch="326"/>
+      <w:docGrid w:type="lines" w:linePitch="312"/>
     </w:sectPr>
   </w:body>
 </w:document>
@@ -596,7 +689,40 @@
       <w:ind w:firstLineChars="0" w:firstLine="0"/>
     </w:pPr>
     <w:r>
-      <w:t>6/4/2024</w:t>
+      <w:rPr>
+        <w:rFonts w:hint="eastAsia"/>
+      </w:rPr>
+      <w:t>2024</w:t>
+    </w:r>
+    <w:r>
+      <w:rPr>
+        <w:rFonts w:hint="eastAsia"/>
+      </w:rPr>
+      <w:t>年</w:t>
+    </w:r>
+    <w:r>
+      <w:rPr>
+        <w:rFonts w:hint="eastAsia"/>
+      </w:rPr>
+      <w:t>6</w:t>
+    </w:r>
+    <w:r>
+      <w:rPr>
+        <w:rFonts w:hint="eastAsia"/>
+      </w:rPr>
+      <w:t>月</w:t>
+    </w:r>
+    <w:r>
+      <w:rPr>
+        <w:rFonts w:hint="eastAsia"/>
+      </w:rPr>
+      <w:t>7</w:t>
+    </w:r>
+    <w:r>
+      <w:rPr>
+        <w:rFonts w:hint="eastAsia"/>
+      </w:rPr>
+      <w:t>日</w:t>
     </w:r>
   </w:p>
 </w:hdr>
@@ -618,7 +744,7 @@
   <w:abstractNum w:abstractNumId="0" w15:restartNumberingAfterBreak="0">
     <w:nsid w:val="0BDB0864"/>
     <w:multiLevelType w:val="multilevel"/>
-    <w:tmpl w:val="E670DF4A"/>
+    <w:tmpl w:val="9E4A04D2"/>
     <w:lvl w:ilvl="0">
       <w:start w:val="1"/>
       <w:numFmt w:val="decimal"/>
@@ -853,95 +979,6 @@
     </w:lvl>
   </w:abstractNum>
   <w:abstractNum w:abstractNumId="2" w15:restartNumberingAfterBreak="0">
-    <w:nsid w:val="0D581450"/>
-    <w:multiLevelType w:val="hybridMultilevel"/>
-    <w:tmpl w:val="5C8AA1C0"/>
-    <w:lvl w:ilvl="0" w:tplc="4D9CDBB8">
-      <w:start w:val="1"/>
-      <w:numFmt w:val="decimal"/>
-      <w:lvlText w:val="%1"/>
-      <w:lvlJc w:val="right"/>
-      <w:pPr>
-        <w:ind w:left="440" w:hanging="440"/>
-      </w:pPr>
-      <w:rPr>
-        <w:rFonts w:hint="eastAsia"/>
-      </w:rPr>
-    </w:lvl>
-    <w:lvl w:ilvl="1" w:tplc="04090019" w:tentative="1">
-      <w:start w:val="1"/>
-      <w:numFmt w:val="lowerLetter"/>
-      <w:lvlText w:val="%2)"/>
-      <w:lvlJc w:val="left"/>
-      <w:pPr>
-        <w:ind w:left="880" w:hanging="440"/>
-      </w:pPr>
-    </w:lvl>
-    <w:lvl w:ilvl="2" w:tplc="0409001B" w:tentative="1">
-      <w:start w:val="1"/>
-      <w:numFmt w:val="lowerRoman"/>
-      <w:lvlText w:val="%3."/>
-      <w:lvlJc w:val="right"/>
-      <w:pPr>
-        <w:ind w:left="1320" w:hanging="440"/>
-      </w:pPr>
-    </w:lvl>
-    <w:lvl w:ilvl="3" w:tplc="0409000F" w:tentative="1">
-      <w:start w:val="1"/>
-      <w:numFmt w:val="decimal"/>
-      <w:lvlText w:val="%4."/>
-      <w:lvlJc w:val="left"/>
-      <w:pPr>
-        <w:ind w:left="1760" w:hanging="440"/>
-      </w:pPr>
-    </w:lvl>
-    <w:lvl w:ilvl="4" w:tplc="04090019" w:tentative="1">
-      <w:start w:val="1"/>
-      <w:numFmt w:val="lowerLetter"/>
-      <w:lvlText w:val="%5)"/>
-      <w:lvlJc w:val="left"/>
-      <w:pPr>
-        <w:ind w:left="2200" w:hanging="440"/>
-      </w:pPr>
-    </w:lvl>
-    <w:lvl w:ilvl="5" w:tplc="0409001B" w:tentative="1">
-      <w:start w:val="1"/>
-      <w:numFmt w:val="lowerRoman"/>
-      <w:lvlText w:val="%6."/>
-      <w:lvlJc w:val="right"/>
-      <w:pPr>
-        <w:ind w:left="2640" w:hanging="440"/>
-      </w:pPr>
-    </w:lvl>
-    <w:lvl w:ilvl="6" w:tplc="0409000F" w:tentative="1">
-      <w:start w:val="1"/>
-      <w:numFmt w:val="decimal"/>
-      <w:lvlText w:val="%7."/>
-      <w:lvlJc w:val="left"/>
-      <w:pPr>
-        <w:ind w:left="3080" w:hanging="440"/>
-      </w:pPr>
-    </w:lvl>
-    <w:lvl w:ilvl="7" w:tplc="04090019" w:tentative="1">
-      <w:start w:val="1"/>
-      <w:numFmt w:val="lowerLetter"/>
-      <w:lvlText w:val="%8)"/>
-      <w:lvlJc w:val="left"/>
-      <w:pPr>
-        <w:ind w:left="3520" w:hanging="440"/>
-      </w:pPr>
-    </w:lvl>
-    <w:lvl w:ilvl="8" w:tplc="0409001B" w:tentative="1">
-      <w:start w:val="1"/>
-      <w:numFmt w:val="lowerRoman"/>
-      <w:lvlText w:val="%9."/>
-      <w:lvlJc w:val="right"/>
-      <w:pPr>
-        <w:ind w:left="3960" w:hanging="440"/>
-      </w:pPr>
-    </w:lvl>
-  </w:abstractNum>
-  <w:abstractNum w:abstractNumId="3" w15:restartNumberingAfterBreak="0">
     <w:nsid w:val="23E23D15"/>
     <w:multiLevelType w:val="multilevel"/>
     <w:tmpl w:val="D46CCD10"/>
@@ -1042,7 +1079,7 @@
       </w:pPr>
     </w:lvl>
   </w:abstractNum>
-  <w:abstractNum w:abstractNumId="4" w15:restartNumberingAfterBreak="0">
+  <w:abstractNum w:abstractNumId="3" w15:restartNumberingAfterBreak="0">
     <w:nsid w:val="28312D2C"/>
     <w:multiLevelType w:val="multilevel"/>
     <w:tmpl w:val="759200B0"/>
@@ -1155,7 +1192,7 @@
       </w:rPr>
     </w:lvl>
   </w:abstractNum>
-  <w:abstractNum w:abstractNumId="5" w15:restartNumberingAfterBreak="0">
+  <w:abstractNum w:abstractNumId="4" w15:restartNumberingAfterBreak="0">
     <w:nsid w:val="42C07A64"/>
     <w:multiLevelType w:val="multilevel"/>
     <w:tmpl w:val="2FFC510A"/>
@@ -1304,7 +1341,7 @@
       </w:rPr>
     </w:lvl>
   </w:abstractNum>
-  <w:abstractNum w:abstractNumId="6" w15:restartNumberingAfterBreak="0">
+  <w:abstractNum w:abstractNumId="5" w15:restartNumberingAfterBreak="0">
     <w:nsid w:val="49B60264"/>
     <w:multiLevelType w:val="hybridMultilevel"/>
     <w:tmpl w:val="92F8BB50"/>
@@ -1390,7 +1427,7 @@
       </w:pPr>
     </w:lvl>
   </w:abstractNum>
-  <w:abstractNum w:abstractNumId="7" w15:restartNumberingAfterBreak="0">
+  <w:abstractNum w:abstractNumId="6" w15:restartNumberingAfterBreak="0">
     <w:nsid w:val="54B9005E"/>
     <w:multiLevelType w:val="multilevel"/>
     <w:tmpl w:val="A19C8A5E"/>
@@ -1503,7 +1540,7 @@
       </w:rPr>
     </w:lvl>
   </w:abstractNum>
-  <w:abstractNum w:abstractNumId="8" w15:restartNumberingAfterBreak="0">
+  <w:abstractNum w:abstractNumId="7" w15:restartNumberingAfterBreak="0">
     <w:nsid w:val="72697E3B"/>
     <w:multiLevelType w:val="multilevel"/>
     <w:tmpl w:val="5A90C536"/>
@@ -1616,7 +1653,7 @@
       </w:rPr>
     </w:lvl>
   </w:abstractNum>
-  <w:abstractNum w:abstractNumId="9" w15:restartNumberingAfterBreak="0">
+  <w:abstractNum w:abstractNumId="8" w15:restartNumberingAfterBreak="0">
     <w:nsid w:val="76143399"/>
     <w:multiLevelType w:val="multilevel"/>
     <w:tmpl w:val="5A90C536"/>
@@ -1733,25 +1770,25 @@
     <w:abstractNumId w:val="0"/>
   </w:num>
   <w:num w:numId="2" w16cid:durableId="356397756">
+    <w:abstractNumId w:val="2"/>
+  </w:num>
+  <w:num w:numId="3" w16cid:durableId="135413807">
+    <w:abstractNumId w:val="2"/>
+  </w:num>
+  <w:num w:numId="4" w16cid:durableId="1514878105">
+    <w:abstractNumId w:val="6"/>
+  </w:num>
+  <w:num w:numId="5" w16cid:durableId="869145537">
+    <w:abstractNumId w:val="4"/>
+  </w:num>
+  <w:num w:numId="6" w16cid:durableId="1131628320">
+    <w:abstractNumId w:val="5"/>
+  </w:num>
+  <w:num w:numId="7" w16cid:durableId="1772814433">
     <w:abstractNumId w:val="3"/>
   </w:num>
-  <w:num w:numId="3" w16cid:durableId="135413807">
-    <w:abstractNumId w:val="3"/>
-  </w:num>
-  <w:num w:numId="4" w16cid:durableId="1514878105">
-    <w:abstractNumId w:val="7"/>
-  </w:num>
-  <w:num w:numId="5" w16cid:durableId="869145537">
-    <w:abstractNumId w:val="5"/>
-  </w:num>
-  <w:num w:numId="6" w16cid:durableId="1131628320">
-    <w:abstractNumId w:val="6"/>
-  </w:num>
-  <w:num w:numId="7" w16cid:durableId="1772814433">
-    <w:abstractNumId w:val="4"/>
-  </w:num>
   <w:num w:numId="8" w16cid:durableId="474225155">
-    <w:abstractNumId w:val="9"/>
+    <w:abstractNumId w:val="8"/>
   </w:num>
   <w:num w:numId="9" w16cid:durableId="18314955">
     <w:abstractNumId w:val="0"/>
@@ -1760,13 +1797,10 @@
     <w:abstractNumId w:val="0"/>
   </w:num>
   <w:num w:numId="11" w16cid:durableId="1627812537">
-    <w:abstractNumId w:val="8"/>
+    <w:abstractNumId w:val="7"/>
   </w:num>
   <w:num w:numId="12" w16cid:durableId="125926750">
     <w:abstractNumId w:val="1"/>
-  </w:num>
-  <w:num w:numId="13" w16cid:durableId="105081516">
-    <w:abstractNumId w:val="2"/>
   </w:num>
 </w:numbering>
 </file>
@@ -2212,7 +2246,7 @@
     <w:uiPriority w:val="9"/>
     <w:unhideWhenUsed/>
     <w:qFormat/>
-    <w:rsid w:val="00FF2C1B"/>
+    <w:rsid w:val="00DD667F"/>
     <w:pPr>
       <w:keepNext/>
       <w:keepLines/>
@@ -2407,7 +2441,6 @@
   <w:style w:type="character" w:default="1" w:styleId="a0">
     <w:name w:val="Default Paragraph Font"/>
     <w:uiPriority w:val="1"/>
-    <w:semiHidden/>
     <w:unhideWhenUsed/>
   </w:style>
   <w:style w:type="table" w:default="1" w:styleId="a1">
@@ -2612,7 +2645,7 @@
     <w:basedOn w:val="a0"/>
     <w:link w:val="2"/>
     <w:uiPriority w:val="9"/>
-    <w:rsid w:val="00FF2C1B"/>
+    <w:rsid w:val="00DD667F"/>
     <w:rPr>
       <w:rFonts w:ascii="宋体" w:eastAsia="宋体" w:hAnsi="宋体" w:cstheme="majorBidi"/>
       <w:b/>
@@ -2935,7 +2968,7 @@
     <w:name w:val="Table Grid"/>
     <w:basedOn w:val="a1"/>
     <w:uiPriority w:val="39"/>
-    <w:rsid w:val="003A19EE"/>
+    <w:rsid w:val="007C0A10"/>
     <w:tblPr>
       <w:tblBorders>
         <w:top w:val="single" w:sz="4" w:space="0" w:color="auto"/>
@@ -2952,28 +2985,26 @@
     <w:basedOn w:val="a"/>
     <w:link w:val="af2"/>
     <w:qFormat/>
-    <w:rsid w:val="003A19EE"/>
+    <w:rsid w:val="007C0A10"/>
     <w:pPr>
       <w:ind w:firstLineChars="0" w:firstLine="0"/>
-      <w:jc w:val="center"/>
     </w:pPr>
-    <w:rPr>
-      <w:sz w:val="18"/>
-      <w:szCs w:val="18"/>
-      <w:lang w:val="en-ZW"/>
-    </w:rPr>
   </w:style>
   <w:style w:type="character" w:customStyle="1" w:styleId="af2">
     <w:name w:val="表格内容 字符"/>
     <w:basedOn w:val="a0"/>
     <w:link w:val="af1"/>
-    <w:rsid w:val="003A19EE"/>
+    <w:rsid w:val="007C0A10"/>
     <w:rPr>
       <w:rFonts w:ascii="Times New Roman" w:eastAsia="宋体" w:hAnsi="Times New Roman" w:cs="Times New Roman"/>
-      <w:sz w:val="18"/>
-      <w:szCs w:val="18"/>
-      <w:lang w:val="en-ZW"/>
-    </w:rPr>
+      <w:sz w:val="24"/>
+      <w:szCs w:val="24"/>
+    </w:rPr>
+  </w:style>
+  <w:style w:type="character" w:customStyle="1" w:styleId="badge">
+    <w:name w:val="badge"/>
+    <w:basedOn w:val="a0"/>
+    <w:rsid w:val="0088566F"/>
   </w:style>
 </w:styles>
 </file>
